--- a/public/templates/DOC-9.docx
+++ b/public/templates/DOC-9.docx
@@ -225,7 +225,7 @@
       </w:r>
       <w:r>
         <w:rPr>
-          <w:rStyle w:val="s3"/>
+          <w:rFonts w:hint="eastAsia"/>
           <w:sz w:val="24"/>
           <w:szCs w:val="24"/>
         </w:rPr>
@@ -237,7 +237,23 @@
           <w:sz w:val="24"/>
           <w:szCs w:val="24"/>
         </w:rPr>
-        <w:t xml:space="preserve">年度署內自行研究計畫「{project_title_zh}」，申請使用「{apply_condition}」資料並委請資訊室進行去識別化處理</w:t>
+        <w:t xml:space="preserve">年度署內自行研究計畫「{project_title_zh}」，申請使用「{doc9_apply_scope_text}」資料並委請資訊室進行去識別化處理</w:t>
+      </w:r>
+      <w:r>
+        <w:rPr>
+          <w:rFonts w:hint="eastAsia"/>
+          <w:sz w:val="24"/>
+          <w:szCs w:val="24"/>
+        </w:rPr>
+        <w:t>1</w:t>
+      </w:r>
+      <w:r>
+        <w:rPr>
+          <w:rFonts w:hint="eastAsia"/>
+          <w:sz w:val="24"/>
+          <w:szCs w:val="24"/>
+        </w:rPr>
+        <w:t>案，請鑒核。</w:t>
       </w:r>
     </w:p>
     <w:p>
@@ -255,23 +271,25 @@
           <w:sz w:val="24"/>
           <w:szCs w:val="24"/>
         </w:rPr>
-        <w:t/>
-      </w:r>
-      <w:r>
-        <w:rPr>
-          <w:rStyle w:val="s3"/>
+        <w:t>說明：</w:t>
+      </w:r>
+    </w:p>
+    <w:p>
+      <w:pPr>
+        <w:pStyle w:val="p1"/>
+        <w:rPr>
+          <w:rFonts w:hint="eastAsia"/>
           <w:sz w:val="24"/>
           <w:szCs w:val="24"/>
         </w:rPr>
-        <w:t/>
-      </w:r>
+      </w:pPr>
       <w:r>
         <w:rPr>
           <w:rFonts w:hint="eastAsia"/>
           <w:sz w:val="24"/>
           <w:szCs w:val="24"/>
         </w:rPr>
-        <w:t/>
+        <w:t>一、依據本署「防疫資料庫員工研究計畫使用申請作業」辦理。</w:t>
       </w:r>
     </w:p>
     <w:p>
@@ -289,393 +307,53 @@
           <w:sz w:val="24"/>
           <w:szCs w:val="24"/>
         </w:rPr>
-        <w:t/>
-      </w:r>
-      <w:r>
-        <w:rPr>
-          <w:rStyle w:val="s3"/>
+        <w:t>二、本案研究計畫（附件1）已取得本署 IRB 審查許可書（附件2），合先敘明。</w:t>
+      </w:r>
+    </w:p>
+    <w:p>
+      <w:pPr>
+        <w:pStyle w:val="p1"/>
+        <w:rPr>
+          <w:rFonts w:hint="eastAsia"/>
           <w:sz w:val="24"/>
           <w:szCs w:val="24"/>
         </w:rPr>
-        <w:t/>
-      </w:r>
+      </w:pPr>
       <w:r>
         <w:rPr>
           <w:rFonts w:hint="eastAsia"/>
           <w:sz w:val="24"/>
           <w:szCs w:val="24"/>
         </w:rPr>
-        <w:t/>
-      </w:r>
-      <w:r>
-        <w:rPr>
-          <w:rStyle w:val="s3"/>
+        <w:t>三、檢附本案申請所需相關表件如下：使用申請單（附件3），資訊安全管理系統文件之「個人資料利用申請表」（附件4）及保密切結書（附件5）。</w:t>
+      </w:r>
+    </w:p>
+    <w:p>
+      <w:pPr>
+        <w:pStyle w:val="p1"/>
+        <w:rPr>
+          <w:rFonts w:hint="eastAsia"/>
           <w:sz w:val="24"/>
           <w:szCs w:val="24"/>
         </w:rPr>
-        <w:t/>
-      </w:r>
-      <w:r>
+      </w:pPr>
+    </w:p>
+    <w:p>
+      <w:pPr>
+        <w:pStyle w:val="p1"/>
         <w:rPr>
           <w:rFonts w:hint="eastAsia"/>
           <w:sz w:val="24"/>
           <w:szCs w:val="24"/>
         </w:rPr>
-        <w:t/>
-      </w:r>
-    </w:p>
-    <w:p>
-      <w:pPr>
-        <w:pStyle w:val="p1"/>
+      </w:pPr>
+      <w:r>
         <w:rPr>
           <w:rFonts w:hint="eastAsia"/>
           <w:sz w:val="24"/>
           <w:szCs w:val="24"/>
         </w:rPr>
-      </w:pPr>
-      <w:r>
-        <w:rPr>
-          <w:rFonts w:hint="eastAsia"/>
-          <w:sz w:val="24"/>
-          <w:szCs w:val="24"/>
-        </w:rPr>
-        <w:t/>
-      </w:r>
-      <w:r>
-        <w:rPr>
-          <w:rStyle w:val="s3"/>
-          <w:sz w:val="24"/>
-          <w:szCs w:val="24"/>
-        </w:rPr>
-        <w:t>1</w:t>
-      </w:r>
-      <w:r>
-        <w:rPr>
-          <w:rFonts w:hint="eastAsia"/>
-          <w:sz w:val="24"/>
-          <w:szCs w:val="24"/>
-        </w:rPr>
-        <w:t>案，</w:t>
-      </w:r>
-    </w:p>
-    <w:p>
-      <w:pPr>
-        <w:pStyle w:val="p1"/>
-        <w:rPr>
-          <w:rFonts w:hint="eastAsia"/>
-          <w:sz w:val="24"/>
-          <w:szCs w:val="24"/>
-        </w:rPr>
-      </w:pPr>
-      <w:r>
-        <w:rPr>
-          <w:rFonts w:hint="eastAsia"/>
-          <w:sz w:val="24"/>
-          <w:szCs w:val="24"/>
-        </w:rPr>
-        <w:t>請鑒核。</w:t>
-      </w:r>
-    </w:p>
-    <w:p>
-      <w:pPr>
-        <w:pStyle w:val="p1"/>
-        <w:rPr>
-          <w:rFonts w:hint="eastAsia"/>
-          <w:sz w:val="24"/>
-          <w:szCs w:val="24"/>
-        </w:rPr>
-      </w:pPr>
-      <w:r>
-        <w:rPr>
-          <w:rFonts w:hint="eastAsia"/>
-          <w:sz w:val="24"/>
-          <w:szCs w:val="24"/>
-        </w:rPr>
-        <w:t>說明：</w:t>
-      </w:r>
-    </w:p>
-    <w:p>
-      <w:pPr>
-        <w:pStyle w:val="p1"/>
-        <w:rPr>
-          <w:rFonts w:hint="eastAsia"/>
-          <w:sz w:val="24"/>
-          <w:szCs w:val="24"/>
-        </w:rPr>
-      </w:pPr>
-      <w:r>
-        <w:rPr>
-          <w:rFonts w:hint="eastAsia"/>
-          <w:sz w:val="24"/>
-          <w:szCs w:val="24"/>
-        </w:rPr>
-        <w:t>一、依據本署「防疫資料庫員工研究計畫使用申請作業」辦</w:t>
-      </w:r>
-    </w:p>
-    <w:p>
-      <w:pPr>
-        <w:pStyle w:val="p1"/>
-        <w:rPr>
-          <w:rFonts w:hint="eastAsia"/>
-          <w:sz w:val="24"/>
-          <w:szCs w:val="24"/>
-        </w:rPr>
-      </w:pPr>
-      <w:r>
-        <w:rPr>
-          <w:rFonts w:hint="eastAsia"/>
-          <w:sz w:val="24"/>
-          <w:szCs w:val="24"/>
-        </w:rPr>
-        <w:t>理。</w:t>
-      </w:r>
-    </w:p>
-    <w:p>
-      <w:pPr>
-        <w:pStyle w:val="p1"/>
-        <w:rPr>
-          <w:rFonts w:hint="eastAsia"/>
-          <w:sz w:val="24"/>
-          <w:szCs w:val="24"/>
-        </w:rPr>
-      </w:pPr>
-      <w:r>
-        <w:rPr>
-          <w:rFonts w:hint="eastAsia"/>
-          <w:sz w:val="24"/>
-          <w:szCs w:val="24"/>
-        </w:rPr>
-        <w:t>二、本案研究計畫（附件</w:t>
-      </w:r>
-      <w:r>
-        <w:rPr>
-          <w:rStyle w:val="s3"/>
-          <w:sz w:val="24"/>
-          <w:szCs w:val="24"/>
-        </w:rPr>
-        <w:t>1</w:t>
-      </w:r>
-      <w:r>
-        <w:rPr>
-          <w:rFonts w:hint="eastAsia"/>
-          <w:sz w:val="24"/>
-          <w:szCs w:val="24"/>
-        </w:rPr>
-        <w:t>）已取得本署</w:t>
-      </w:r>
-      <w:r>
-        <w:rPr>
-          <w:rStyle w:val="s3"/>
-          <w:sz w:val="24"/>
-          <w:szCs w:val="24"/>
-        </w:rPr>
-        <w:t>IRB</w:t>
-      </w:r>
-      <w:r>
-        <w:rPr>
-          <w:rFonts w:hint="eastAsia"/>
-          <w:sz w:val="24"/>
-          <w:szCs w:val="24"/>
-        </w:rPr>
-        <w:t>審查許可書</w:t>
-      </w:r>
-    </w:p>
-    <w:p>
-      <w:pPr>
-        <w:pStyle w:val="p1"/>
-        <w:rPr>
-          <w:rFonts w:hint="eastAsia"/>
-          <w:sz w:val="24"/>
-          <w:szCs w:val="24"/>
-        </w:rPr>
-      </w:pPr>
-      <w:r>
-        <w:rPr>
-          <w:rFonts w:hint="eastAsia"/>
-          <w:sz w:val="24"/>
-          <w:szCs w:val="24"/>
-        </w:rPr>
-        <w:t>（附件</w:t>
-      </w:r>
-      <w:r>
-        <w:rPr>
-          <w:rStyle w:val="s3"/>
-          <w:sz w:val="24"/>
-          <w:szCs w:val="24"/>
-        </w:rPr>
-        <w:t>2</w:t>
-      </w:r>
-      <w:r>
-        <w:rPr>
-          <w:rFonts w:hint="eastAsia"/>
-          <w:sz w:val="24"/>
-          <w:szCs w:val="24"/>
-        </w:rPr>
-        <w:t>），合先敘明。</w:t>
-      </w:r>
-    </w:p>
-    <w:p>
-      <w:pPr>
-        <w:pStyle w:val="p1"/>
-        <w:rPr>
-          <w:rFonts w:hint="eastAsia"/>
-          <w:sz w:val="24"/>
-          <w:szCs w:val="24"/>
-        </w:rPr>
-      </w:pPr>
-      <w:r>
-        <w:rPr>
-          <w:rFonts w:hint="eastAsia"/>
-          <w:sz w:val="24"/>
-          <w:szCs w:val="24"/>
-        </w:rPr>
-        <w:t xml:space="preserve">三、檢 附 本 案 申 請 所 需 相 關 表 件 如 下 ： 使 用 申 請 單 </w:t>
-      </w:r>
-      <w:r>
-        <w:rPr>
-          <w:rStyle w:val="s3"/>
-          <w:sz w:val="24"/>
-          <w:szCs w:val="24"/>
-        </w:rPr>
-        <w:t xml:space="preserve">( </w:t>
-      </w:r>
-      <w:r>
-        <w:rPr>
-          <w:rFonts w:hint="eastAsia"/>
-          <w:sz w:val="24"/>
-          <w:szCs w:val="24"/>
-        </w:rPr>
-        <w:t>附 件</w:t>
-      </w:r>
-    </w:p>
-    <w:p>
-      <w:pPr>
-        <w:pStyle w:val="p1"/>
-        <w:rPr>
-          <w:rFonts w:hint="eastAsia"/>
-          <w:sz w:val="24"/>
-          <w:szCs w:val="24"/>
-        </w:rPr>
-      </w:pPr>
-      <w:r>
-        <w:rPr>
-          <w:rStyle w:val="s3"/>
-          <w:sz w:val="24"/>
-          <w:szCs w:val="24"/>
-        </w:rPr>
-        <w:t>3</w:t>
-      </w:r>
-      <w:r>
-        <w:rPr>
-          <w:rFonts w:hint="eastAsia"/>
-          <w:sz w:val="24"/>
-          <w:szCs w:val="24"/>
-        </w:rPr>
-        <w:t>），資訊安全管理系統文件之「個人資料利用申請表」</w:t>
-      </w:r>
-    </w:p>
-    <w:p>
-      <w:pPr>
-        <w:pStyle w:val="p1"/>
-        <w:rPr>
-          <w:rFonts w:hint="eastAsia"/>
-          <w:sz w:val="24"/>
-          <w:szCs w:val="24"/>
-        </w:rPr>
-      </w:pPr>
-      <w:r>
-        <w:rPr>
-          <w:rFonts w:hint="eastAsia"/>
-          <w:sz w:val="24"/>
-          <w:szCs w:val="24"/>
-        </w:rPr>
-        <w:t>（附件</w:t>
-      </w:r>
-      <w:r>
-        <w:rPr>
-          <w:rStyle w:val="s3"/>
-          <w:sz w:val="24"/>
-          <w:szCs w:val="24"/>
-        </w:rPr>
-        <w:t>4</w:t>
-      </w:r>
-      <w:r>
-        <w:rPr>
-          <w:rFonts w:hint="eastAsia"/>
-          <w:sz w:val="24"/>
-          <w:szCs w:val="24"/>
-        </w:rPr>
-        <w:t>）及保密切結書（附件</w:t>
-      </w:r>
-      <w:r>
-        <w:rPr>
-          <w:rStyle w:val="s3"/>
-          <w:sz w:val="24"/>
-          <w:szCs w:val="24"/>
-        </w:rPr>
-        <w:t>5</w:t>
-      </w:r>
-      <w:r>
-        <w:rPr>
-          <w:rFonts w:hint="eastAsia"/>
-          <w:sz w:val="24"/>
-          <w:szCs w:val="24"/>
-        </w:rPr>
-        <w:t>）。</w:t>
-      </w:r>
-    </w:p>
-    <w:p>
-      <w:pPr>
-        <w:pStyle w:val="p1"/>
-        <w:rPr>
-          <w:rFonts w:hint="eastAsia"/>
-          <w:sz w:val="24"/>
-          <w:szCs w:val="24"/>
-        </w:rPr>
-      </w:pPr>
-      <w:r>
-        <w:rPr>
-          <w:rFonts w:hint="eastAsia"/>
-          <w:sz w:val="24"/>
-          <w:szCs w:val="24"/>
-        </w:rPr>
-        <w:t>擬辦：奉核後，填具「應用系統維護單」等相關表單委請資訊</w:t>
-      </w:r>
-    </w:p>
-    <w:p>
-      <w:pPr>
-        <w:pStyle w:val="p1"/>
-        <w:rPr>
-          <w:rFonts w:hint="eastAsia"/>
-          <w:sz w:val="24"/>
-          <w:szCs w:val="24"/>
-        </w:rPr>
-      </w:pPr>
-      <w:r>
-        <w:rPr>
-          <w:rFonts w:hint="eastAsia"/>
-          <w:sz w:val="24"/>
-          <w:szCs w:val="24"/>
-        </w:rPr>
-        <w:t>室協助進行資料去識別化處理，以產製本計畫所需之研</w:t>
-      </w:r>
-    </w:p>
-    <w:p>
-      <w:pPr>
-        <w:pStyle w:val="p1"/>
-        <w:rPr>
-          <w:rFonts w:hint="eastAsia"/>
-          <w:sz w:val="24"/>
-          <w:szCs w:val="24"/>
-        </w:rPr>
-      </w:pPr>
-      <w:r>
-        <w:rPr>
-          <w:rFonts w:hint="eastAsia"/>
-          <w:sz w:val="24"/>
-          <w:szCs w:val="24"/>
-        </w:rPr>
-        <w:t>究分析資料。</w:t>
+        <w:t>擬辦：奉核後，填具「應用系統維護單」等相關表單委請資訊室協助進行資料去識別化處理，以產製本計畫所需之研究分析資料。</w:t>
       </w:r>
     </w:p>
     <w:p/>
